--- a/manuscript/SRED_manuscript.docx
+++ b/manuscript/SRED_manuscript.docx
@@ -352,7 +352,7 @@
           <w:sz w:val="22"/>
           <w:szCs w:val="22"/>
         </w:rPr>
-        <w:t xml:space="preserve"> We integrated PubMed/MEDLINE, Europe PMC, and OpenAlex into a deduplicated corpus of suicide-focused scholarship published between 1989 and 2025, combining complete venue-based capture of dedicated suicidology journals with a title-based topical sweep across all other venues. A three-stage classifier, trained by distant supervision on human National Library of Medicine indexing and validated against withheld human labels, categorized each abstract by communication type, empirical status, and research methodology. We additionally extracted suicide-specific fields absent from every existing bibliographic database: position on the prevention continuum, suicide-related outcome construct, study population, study design, lethal means focus, and social determinants of health.</w:t>
+        <w:t xml:space="preserve"> We integrated PubMed/MEDLINE, Europe PMC, and OpenAlex into a deduplicated corpus of suicide-focused scholarship published between 1989 and 2025, combining complete venue-based capture of dedicated suicidology journals with a title-based topical sweep across all other venues. A three-stage classifier trained by distant supervision on human National Library of Medicine indexing, and validated against withheld human labels, categorized each abstract by communication type, empirical status, and research methodology. We additionally extracted suicide-specific fields absent from every existing bibliographic database: position on the prevention continuum, suicide-related outcome construct, study population, study design, lethal means focus, and social determinants of health.</w:t>
       </w:r>
     </w:p>
     <w:p>
@@ -501,24 +501,24 @@
           <w:sz w:val="22"/>
           <w:szCs w:val="22"/>
         </w:rPr>
-        <w:t xml:space="preserve">These questions have well-established answers in other disciplines because those disciplines built infrastructure to answer them. Scientometric analysis, the systematic study of publication patterns, citation networks, collaboration structures, and thematic evolution, has become a routine instrument of disciplinary self-examination [@haghani2023; @waltman2022]. Its value is practical rather than merely reflective: it identifies underexplored areas, documents methodological shifts, reveals who participates in knowledge production, and supplies evidence for strategic decisions about research priorities.</w:t>
-      </w:r>
-    </w:p>
-    <w:p>
-      <w:pPr>
-        <w:spacing w:after="0" w:line="480" w:lineRule="auto"/>
-      </w:pPr>
-      <w:r>
-        <w:rPr>
-          <w:rFonts w:ascii="Arial" w:cs="Arial" w:eastAsia="Arial" w:hAnsi="Arial"/>
-          <w:b w:val="false"/>
-          <w:bCs w:val="false"/>
-          <w:i w:val="false"/>
-          <w:iCs w:val="false"/>
-          <w:sz w:val="22"/>
-          <w:szCs w:val="22"/>
-        </w:rPr>
-        <w:t xml:space="preserve">Social work offers a recent and instructive example. Perron, Victor, and Qi [-@perron2026] constructed a comprehensive bibliographic database of 62,602 articles from 88 social work journals spanning 1989 to 2025, applied a small language model to classify abstracts by empirical status and methodology, and documented the discipline's transformation: empirical research rose from 43% to 72% of publications, methodology shifted from quantitative dominance toward pluralism, mean authors per article nearly doubled, and 17.5% of articles remained uncited. Their contribution was as much infrastructural as substantive, a maintainable, extensible database enabling questions no single study had previously been positioned to ask.</w:t>
+        <w:t xml:space="preserve">These questions have well-established answers in other disciplines because those disciplines built infrastructure to answer them. Scientometric analysis (the systematic study of publication patterns, citation networks, collaboration structures, and thematic evolution) has become a routine instrument of disciplinary self-examination [@haghani2023; @waltman2022]. Its value is practical rather than merely reflective: it identifies underexplored areas, documents methodological shifts, reveals who participates in knowledge production, and supplies evidence for strategic decisions about research priorities.</w:t>
+      </w:r>
+    </w:p>
+    <w:p>
+      <w:pPr>
+        <w:spacing w:after="0" w:line="480" w:lineRule="auto"/>
+      </w:pPr>
+      <w:r>
+        <w:rPr>
+          <w:rFonts w:ascii="Arial" w:cs="Arial" w:eastAsia="Arial" w:hAnsi="Arial"/>
+          <w:b w:val="false"/>
+          <w:bCs w:val="false"/>
+          <w:i w:val="false"/>
+          <w:iCs w:val="false"/>
+          <w:sz w:val="22"/>
+          <w:szCs w:val="22"/>
+        </w:rPr>
+        <w:t xml:space="preserve">Social work offers a recent and instructive example. Perron, Victor, and Qi [-@perron2026] constructed a comprehensive bibliographic database of 62,602 articles from 88 social work journals spanning 1989 to 2025, applied a small language model to classify abstracts by empirical status and methodology, and documented the discipline's transformation: empirical research rose from 43% to 72% of publications, methodology shifted from quantitative dominance toward pluralism, mean authors per article nearly doubled, and 17.5% of articles remained uncited. Their contribution was as much infrastructural as substantive: a maintainable, extensible database enabling questions no single study had previously been positioned to ask.</w:t>
       </w:r>
     </w:p>
     <w:p>
@@ -1011,7 +1011,7 @@
           <w:sz w:val="22"/>
           <w:szCs w:val="22"/>
         </w:rPr>
-        <w:t xml:space="preserve"> no bibliographic database carries: position on the public-health prevention continuum, suicide-related outcome construct, study population, study design, lethal means focus, and social determinants of health. These are what convert a bibliographic resource into an instrument for prevention science, they permit the question of whether the field's research effort is distributed where suicide deaths actually occur.</w:t>
+        <w:t xml:space="preserve"> no bibliographic database carries: position on the public-health prevention continuum, suicide-related outcome construct, study population, study design, lethal means focus, and social determinants of health. These are what convert a bibliographic resource into an instrument for prevention science: they permit the question of whether the field's research effort is distributed where suicide deaths actually occur.</w:t>
       </w:r>
     </w:p>
     <w:p>
@@ -1782,7 +1782,7 @@
           <w:sz w:val="22"/>
           <w:szCs w:val="22"/>
         </w:rPr>
-        <w:t xml:space="preserve"> Records were collapsed through a cascade: DOI match, then PMID match, then blocked fuzzy title matching for records carrying neither identifier. Fuzzy candidates were blocked on publication year and first significant title token, then scored by Levenshtein-based token-sort ratio; pairs at or above 90% similarity were merged and pairs between 80% and 90% were written to a review file rather than resolved silently. Two additional guards proved necessary and are worth stating, because their absence produces confidently wrong counts: records carrying conflicting persistent identifiers were never merged regardless of title similarity, and a title match alone was insufficient for merging without corroboration from ISSN, journal string, or first-author surname. Editorials and commentaries reuse titles across venues, and generic titles recur within a year. Merging was field-wise and provenance-aware: where sources disagreed, the value was taken from the source with the better record for that field, PubMed for abstracts and MeSH, OpenAlex for citation counts, ORCID, and institutional affiliations.</w:t>
+        <w:t xml:space="preserve"> Records were collapsed through a cascade: DOI match, then PMID match, then blocked fuzzy title matching for records carrying neither identifier. Fuzzy candidates were blocked on publication year and first significant title token, then scored by Levenshtein-based token-sort ratio; pairs at or above 90% similarity were merged and pairs between 80% and 90% were written to a review file rather than resolved silently. Two additional guards proved necessary and are worth stating, because their absence produces confidently wrong counts: records carrying conflicting persistent identifiers were never merged regardless of title similarity, and a title match alone was insufficient for merging without corroboration from ISSN, journal string, or first-author surname. Editorials and commentaries reuse titles across venues, and generic titles recur within a year. Merging was field-wise and provenance-aware: where sources disagreed, the value was taken from the source with the better record for that field (PubMed for abstracts and MeSH; OpenAlex for citation counts, ORCID, and institutional affiliations).</w:t>
       </w:r>
     </w:p>
     <w:p>
@@ -1848,7 +1848,7 @@
           <w:sz w:val="22"/>
           <w:szCs w:val="22"/>
         </w:rPr>
-        <w:t xml:space="preserve"> attempt author disambiguation, for the same reason Perron and colleagues did not, it requires an entity-resolution system beyond the scope of database construction, and a partial job produces confidently wrong collaboration networks. ORCID is the only author identifier treated as authoritative.</w:t>
+        <w:t xml:space="preserve"> attempt author disambiguation, for the same reason Perron and colleagues did not. It requires an entity-resolution system beyond the scope of database construction, and a partial job produces confidently wrong collaboration networks. ORCID is the only author identifier treated as authoritative.</w:t>
       </w:r>
     </w:p>
     <w:p>
@@ -2035,7 +2035,7 @@
           <w:sz w:val="22"/>
           <w:szCs w:val="22"/>
         </w:rPr>
-        <w:t xml:space="preserve">. NLM PublicationType tags are assigned by trained indexers and supply high-quality labels for a substantial share of records at zero annotation cost. We used those labels to train a calibrated linear text classifier (TF-IDF with word 1–2 grams, regularized logistic regression, sigmoid calibration) and applied it to the unindexed remainder. On abstract-length text with tens of thousands of labeled examples, this approach performs comparably to a fine-tuned encoder for document-type classification while training in seconds on CPU, remaining fully deterministic, and, critically for a methods paper, remaining inspectable: any prediction traces to weighted n-grams.</w:t>
+        <w:t xml:space="preserve">. NLM PublicationType tags are assigned by trained indexers and supply high-quality labels for a substantial share of records at zero annotation cost. We used those labels to train a calibrated linear text classifier (TF-IDF with word 1–2 grams, regularized logistic regression, sigmoid calibration) and applied it to the unindexed remainder. On abstract-length text with tens of thousands of labeled examples, this approach performs comparably to a fine-tuned encoder for document-type classification while training in seconds on CPU, remaining fully deterministic, and, critically for a methods paper, remaining inspectable, since any prediction traces to weighted n-grams.</w:t>
       </w:r>
     </w:p>
     <w:p>
@@ -3426,7 +3426,7 @@
           <w:sz w:val="22"/>
           <w:szCs w:val="22"/>
         </w:rPr>
-        <w:t xml:space="preserve">Suicide research output grew at 6.48% annually. Comparison against de Solla Price's foundational benchmark of 4.7% for the scientific literature overall, and against the 4.91% Perron and colleagues report for social work, situates the field within general dynamics of scientific expansion rather than marking it as exceptional. More informative than the headline rate is the mechanism. Journals publishing suicide research grew at 4.63% annually against 6.48% for articles, a differential of only 1.85 points. Social work's corresponding figures were 4.91% and 2.44%, a differential of 2.47 points in the opposite direction. Social work grew by publishing more in the journals it already had; suicide research grew by spreading into journals that had not previously published it, from 326 venues in 1989 to 1,518 in 2023. Consolidation and dispersion are different kinds of growth, and they leave a field in very different shape.</w:t>
+        <w:t xml:space="preserve">Suicide research output grew at 6.48% annually. Comparison against de Solla Price's foundational benchmark of 4.7% for the scientific literature overall, and against the 4.91% Perron and colleagues report for social work, situates the field within the general dynamics of scientific expansion rather than marking it as exceptional. More informative than the headline rate is the mechanism. Journals publishing suicide research grew at 4.63% annually against 6.48% for articles, a differential of only 1.85 points. Social work's corresponding figures were 4.91% and 2.44%, a differential of 2.47 points in the opposite direction. Social work grew by publishing more in the journals it already had; suicide research grew by spreading into journals that had not previously published it, from 326 venues in 1989 to 1,518 in 2023. Consolidation and dispersion are different kinds of growth, and they leave a field in very different shape.</w:t>
       </w:r>
     </w:p>
     <w:p>
@@ -3616,7 +3616,7 @@
           <w:sz w:val="22"/>
           <w:szCs w:val="22"/>
         </w:rPr>
-        <w:t xml:space="preserve">This has practical consequences. A clinician or researcher who reads the specialty journals sees a minority of the field. Methodological conventions, how ideation is measured, how attempts are ascertained, how risk is modeled, develop semi-independently within host disciplines and drift apart, which is one plausible source of the measurement heterogeneity that frustrates meta-analysis. Systematic reviews searching a single database systematically miss material, and the 56.76% single-source rate we observe puts a number on that risk. And a dispersed field has weaker mechanisms for collective self-correction: there is no venue where the whole literature is visible to itself.</w:t>
+        <w:t xml:space="preserve">This has practical consequences. A clinician or researcher who reads the specialty journals sees a minority of the field. Methodological conventions (how ideation is measured, how attempts are ascertained, how risk is modeled) develop semi-independently within host disciplines and drift apart, which is one plausible source of the measurement heterogeneity that frustrates meta-analysis. Systematic reviews searching a single database systematically miss material, and the 56.76% single-source rate we observe puts a number on that risk. And a dispersed field has weaker mechanisms for collective self-correction: there is no venue where the whole literature is visible to itself.</w:t>
       </w:r>
     </w:p>
     <w:p>
@@ -3786,7 +3786,7 @@
           <w:sz w:val="22"/>
           <w:szCs w:val="22"/>
         </w:rPr>
-        <w:t xml:space="preserve"> Where a corpus carries human-assigned controlled vocabulary, that indexing can supervise a text classifier at zero annotation cost and simultaneously provide validation at a scale hand-coding cannot reach. This is cheaper than LLM classification, reproducible without specialized hardware, inspectable, and validated against human judgment on tens of thousands of records rather than a hundred. Where MEDLINE indexing is absent, much of the social-science literature, the LLM path remains available and is shipped with the pipeline.</w:t>
+        <w:t xml:space="preserve"> Where a corpus carries human-assigned controlled vocabulary, that indexing can supervise a text classifier at zero annotation cost and simultaneously provide validation at a scale hand-coding cannot reach. This is cheaper than LLM classification, reproducible without specialized hardware, inspectable, and validated against human judgment on tens of thousands of records rather than a hundred. Where MEDLINE indexing is absent (much of the social-science literature), the LLM path remains available and is shipped with the pipeline.</w:t>
       </w:r>
     </w:p>
     <w:p>
@@ -3902,7 +3902,7 @@
           <w:sz w:val="22"/>
           <w:szCs w:val="22"/>
         </w:rPr>
-        <w:t xml:space="preserve"> The OpenAlex topical channel is complete only for 1989–2000 in this release. More fundamentally, all three sources under-represent non-English-language scholarship and journals from low- and middle-income countries, precisely the settings bearing the greatest suicide burden. Any statement here about the global distribution of suicide research is a statement about the indexed, largely English-language literature.</w:t>
+        <w:t xml:space="preserve"> The OpenAlex topical channel is complete only for 1989–2000 in this release. More fundamentally, all three sources under-represent non-English-language scholarship and journals from low- and middle-income countries, which are precisely the settings bearing the greatest suicide burden. Any statement here about the global distribution of suicide research is a statement about the indexed, largely English-language literature.</w:t>
       </w:r>
     </w:p>
     <w:p>
@@ -3949,7 +3949,7 @@
           <w:sz w:val="22"/>
           <w:szCs w:val="22"/>
         </w:rPr>
-        <w:t xml:space="preserve"> field permits any analysis to be restricted to human-labeled records, and we recommend that any result that matters be checked that way. Abstract-based classification also cannot see what abstracts omit, a study's design is sometimes clearer in its methods section than in its abstract.</w:t>
+        <w:t xml:space="preserve"> field permits any analysis to be restricted to human-labeled records, and we recommend that any result that matters be checked that way. Abstract-based classification also cannot see what abstracts omit: a study's design is sometimes clearer in its methods section than in its abstract.</w:t>
       </w:r>
     </w:p>
     <w:p>
@@ -4192,7 +4192,7 @@
           <w:sz w:val="22"/>
           <w:szCs w:val="22"/>
         </w:rPr>
-        <w:t xml:space="preserve">Suicide research is growing at rates matching science overall, has become predominantly empirical, is increasingly collaborative, and remains methodologically concentrated in quantitative approaches. It is also structurally dispersed: the substantial majority of its output appears outside its own specialty journals, which shapes how its evidence accumulates, how its methods converge, and how reliably it can be synthesized. The Suicide Research Evidence Database makes these patterns visible and, being fully open and reproducible, makes them re-checkable by anyone. The field's most consequential open question is not how much it produces but whether that production is distributed where suicide deaths actually occur, and that question is now answerable.</w:t>
+        <w:t xml:space="preserve">Suicide research is growing at rates matching science overall, has become predominantly empirical, is increasingly collaborative, and remains methodologically concentrated in quantitative approaches. It is also structurally dispersed. The substantial majority of its output appears outside its own specialty journals, which shapes how its evidence accumulates, how its methods converge, and how reliably it can be synthesized. The Suicide Research Evidence Database makes these patterns visible and, being fully open and reproducible, makes them re-checkable by anyone. The field's most consequential open question is not how much it produces, but whether that production is distributed where suicide deaths actually occur. That question is now answerable.</w:t>
       </w:r>
     </w:p>
     <w:p>

--- a/manuscript/SRED_manuscript.docx
+++ b/manuscript/SRED_manuscript.docx
@@ -71,7 +71,7 @@
           <w:sz w:val="22"/>
           <w:szCs w:val="22"/>
         </w:rPr>
-        <w:t xml:space="preserve"> Yunyu Xiao¹ [ORCID], [Coauthor 2]², [Coauthor 3]³, [Coauthor 4]⁴</w:t>
+        <w:t xml:space="preserve"> Yunyu Xiao¹ (ORCID 0000-0002-0479-1781), [Coauthor 2]², [Coauthor 3]³, [Coauthor 4]⁴</w:t>
       </w:r>
     </w:p>
     <w:p>

--- a/manuscript/SRED_manuscript.docx
+++ b/manuscript/SRED_manuscript.docx
@@ -1028,6 +1028,23 @@
           <w:sz w:val="22"/>
           <w:szCs w:val="22"/>
         </w:rPr>
+        <w:t xml:space="preserve">The database, the pipeline that builds it, and the source of this manuscript are openly available at https://github.com/yunyu118/suicide-research-evidence-database.</w:t>
+      </w:r>
+    </w:p>
+    <w:p>
+      <w:pPr>
+        <w:spacing w:after="0" w:line="480" w:lineRule="auto"/>
+      </w:pPr>
+      <w:r>
+        <w:rPr>
+          <w:rFonts w:ascii="Arial" w:cs="Arial" w:eastAsia="Arial" w:hAnsi="Arial"/>
+          <w:b w:val="false"/>
+          <w:bCs w:val="false"/>
+          <w:i w:val="false"/>
+          <w:iCs w:val="false"/>
+          <w:sz w:val="22"/>
+          <w:szCs w:val="22"/>
+        </w:rPr>
         <w:t xml:space="preserve">We report four objectives. (1) Document the construction of an open, reproducible bibliographic infrastructure for suicide research. (2) Implement and validate a classification approach that does not require a GPU and that can be audited against human indexing. (3) Characterize growth, empiricism, methodology, collaboration, and citation patterns from 1989 to 2025. (4) Quantify the field's structural dispersion and the distribution of its research effort across prevention levels, populations, and social determinants.</w:t>
       </w:r>
     </w:p>
@@ -1452,7 +1469,7 @@
           <w:sz w:val="22"/>
           <w:szCs w:val="22"/>
         </w:rPr>
-        <w:t xml:space="preserve"> in the project repository, and the resolved journal list is in </w:t>
+        <w:t xml:space="preserve"> in the project repository (https://github.com/yunyu118/suicide-research-evidence-database), and the resolved journal list is in </w:t>
       </w:r>
       <w:r>
         <w:rPr>
@@ -2570,7 +2587,27 @@
           <w:sz w:val="22"/>
           <w:szCs w:val="22"/>
         </w:rPr>
-        <w:t xml:space="preserve"> into a machine-readable results file, from which this manuscript's figures are substituted at build time. An independent verification script re-derives each claim from the corpus using separately written code and fails the build on any mismatch.</w:t>
+        <w:t xml:space="preserve"> into a machine-readable results file (</w:t>
+      </w:r>
+      <w:r>
+        <w:rPr>
+          <w:rFonts w:ascii="Courier New" w:cs="Courier New" w:eastAsia="Courier New" w:hAnsi="Courier New"/>
+          <w:sz w:val="20"/>
+          <w:szCs w:val="20"/>
+        </w:rPr>
+        <w:t xml:space="preserve">data/processed/results.json</w:t>
+      </w:r>
+      <w:r>
+        <w:rPr>
+          <w:rFonts w:ascii="Arial" w:cs="Arial" w:eastAsia="Arial" w:hAnsi="Arial"/>
+          <w:b w:val="false"/>
+          <w:bCs w:val="false"/>
+          <w:i w:val="false"/>
+          <w:iCs w:val="false"/>
+          <w:sz w:val="22"/>
+          <w:szCs w:val="22"/>
+        </w:rPr>
+        <w:t xml:space="preserve"> in the repository), from which this manuscript's figures are substituted at build time. An independent verification script re-derives each claim from the corpus using separately written code and fails the build on any mismatch.</w:t>
       </w:r>
     </w:p>
     <w:p>
@@ -4253,7 +4290,7 @@
           <w:sz w:val="22"/>
           <w:szCs w:val="22"/>
         </w:rPr>
-        <w:t xml:space="preserve"> All code, configuration, derived data, and the complete DuckDB database are available at [repository URL] under MIT (code) and CC BY 4.0 (data). The build is reproducible end to end with five commands; see </w:t>
+        <w:t xml:space="preserve"> The complete pipeline, configuration, derived data tables, figures, and this manuscript's build system are openly available at https://github.com/yunyu118/suicide-research-evidence-database (code under MIT, data under CC BY 4.0). The repository includes an abstract-free release of all 96,641 records as Parquet; the full relational database is distributed as a DuckDB release asset, and abstracts are omitted from redistribution for copyright reasons but can be re-fetched for every record from the DOIs and PMIDs retained in the release. The build is reproducible end to end with six commands and no institutional subscription; see </w:t>
       </w:r>
       <w:r>
         <w:rPr>
@@ -4273,7 +4310,27 @@
           <w:sz w:val="22"/>
           <w:szCs w:val="22"/>
         </w:rPr>
-        <w:t xml:space="preserve">.</w:t>
+        <w:t xml:space="preserve">. Continuous integration runs the full pipeline against a synthetic fixture corpus on every commit, and </w:t>
+      </w:r>
+      <w:r>
+        <w:rPr>
+          <w:rFonts w:ascii="Courier New" w:cs="Courier New" w:eastAsia="Courier New" w:hAnsi="Courier New"/>
+          <w:sz w:val="20"/>
+          <w:szCs w:val="20"/>
+        </w:rPr>
+        <w:t xml:space="preserve">scripts/05_verify.py</w:t>
+      </w:r>
+      <w:r>
+        <w:rPr>
+          <w:rFonts w:ascii="Arial" w:cs="Arial" w:eastAsia="Arial" w:hAnsi="Arial"/>
+          <w:b w:val="false"/>
+          <w:bCs w:val="false"/>
+          <w:i w:val="false"/>
+          <w:iCs w:val="false"/>
+          <w:sz w:val="22"/>
+          <w:szCs w:val="22"/>
+        </w:rPr>
+        <w:t xml:space="preserve"> independently re-derives each numeric claim in this manuscript from the corpus and fails the build on any mismatch.</w:t>
       </w:r>
     </w:p>
     <w:p>

--- a/manuscript/SRED_manuscript.docx
+++ b/manuscript/SRED_manuscript.docx
@@ -166,7 +166,7 @@
           <w:sz w:val="22"/>
           <w:szCs w:val="22"/>
         </w:rPr>
-        <w:t xml:space="preserve"> Yunyu Xiao, Weill Cornell Medicine, 575 Lexington Avenue, New York, NY 10022, USA. Email: [email]</w:t>
+        <w:t xml:space="preserve"> Yunyu Xiao, PhD, Department of Population Health Sciences, Weill Cornell Medicine, 575 Lexington Avenue, New York, NY 10022, USA. Email: yux4008@med.cornell.edu</w:t>
       </w:r>
     </w:p>
     <w:p>

--- a/manuscript/SRED_manuscript.docx
+++ b/manuscript/SRED_manuscript.docx
@@ -379,7 +379,7 @@
           <w:sz w:val="22"/>
           <w:szCs w:val="22"/>
         </w:rPr>
-        <w:t xml:space="preserve"> SRED contains 96,641 unique article records with abstracts from 5,864 journals. Annual output grew at a compound annual rate of 6.48%, from 730 records in 1989 to 6,167 in 2023. Empirical research accounted for 82.95% of scientific articles. Among empirical work, quantitative methods predominated (75.6%), and mean authors per article rose from 3.23 in the 1990s to 6.44 in the 2020s. Only 5.09% of the corpus appeared in dedicated suicidology journals. 23.87% of articles addressed a social determinant of health.</w:t>
+        <w:t xml:space="preserve"> SRED contains 103,528 unique article records with abstracts from 6,459 journals. Annual output grew at a compound annual rate of 6.28%, from 847 records in 1989 to 7,587 in 2025. Empirical research accounted for 82.15% of scientific articles. Among empirical work, quantitative methods predominated (75.7%), and mean authors per article rose from 2.98 in the 1990s to 6.47 in the 2020s. Only 4.75% of the corpus appeared in dedicated suicidology journals. 24.07% of articles addressed a social determinant of health.</w:t>
       </w:r>
     </w:p>
     <w:p>
@@ -1816,7 +1816,7 @@
           <w:sz w:val="22"/>
           <w:szCs w:val="22"/>
         </w:rPr>
-        <w:t xml:space="preserve">Deduplication reduced 193,597 harvested records to 136,499 unique works, removing 57,098 duplicates (46,931 by DOI, 10,084 by PMID, 83 by fuzzy title match) and flagging 35 pairs for review.</w:t>
+        <w:t xml:space="preserve">Deduplication reduced 209,691 harvested records to 143,577 unique works, removing 66,114 duplicates (54,222 by DOI, 11,771 by PMID, 121 by fuzzy title match) and flagging 191 pairs for review.</w:t>
       </w:r>
     </w:p>
     <w:p>
@@ -1892,7 +1892,7 @@
           <w:sz w:val="22"/>
           <w:szCs w:val="22"/>
         </w:rPr>
-        <w:t xml:space="preserve"> Because "suicide" is a productive metaphor outside behavioral health, a two-sided screen was applied. Records matching metaphorical phrases (suicide gene, suicide substrate, political suicide, suicide bombing, and others) were excluded unless they also carried a behavioral-health marker, which preserves genuine scholarship such as studies of psychiatric outcomes among survivors of suicide attacks. Records from specialty journals bypassed the topical screen, being topical by venue definition. Every exclusion wrote a machine-readable reason code. The screen evaluated 136,499 records and retained 96,641.</w:t>
+        <w:t xml:space="preserve"> Because "suicide" is a productive metaphor outside behavioral health, a two-sided screen was applied. Records matching metaphorical phrases (suicide gene, suicide substrate, political suicide, suicide bombing, and others) were excluded unless they also carried a behavioral-health marker, which preserves genuine scholarship such as studies of psychiatric outcomes among survivors of suicide attacks. Records from specialty journals bypassed the topical screen, being topical by venue definition. Every exclusion wrote a machine-readable reason code. The screen evaluated 143,577 records and retained 103,528.</w:t>
       </w:r>
     </w:p>
     <w:p>
@@ -2461,7 +2461,7 @@
           <w:sz w:val="22"/>
           <w:szCs w:val="22"/>
         </w:rPr>
-        <w:t xml:space="preserve"> A random 20% of MEDLINE-indexed records was withheld from training entirely and its labels blinded at prediction. Because NLM PublicationType tags are human-assigned, agreement on this hold-out is agreement with human coders, measured on 26,317 records rather than a hundred.</w:t>
+        <w:t xml:space="preserve"> A random 20% of MEDLINE-indexed records was withheld from training entirely and its labels blinded at prediction. Because NLM PublicationType tags are human-assigned, agreement on this hold-out is agreement with human coders, measured on 27,738 records rather than a hundred.</w:t>
       </w:r>
     </w:p>
     <w:p>
@@ -2550,7 +2550,7 @@
           <w:sz w:val="22"/>
           <w:szCs w:val="22"/>
         </w:rPr>
-        <w:t xml:space="preserve">The corpus is distributed as Parquet and as a DuckDB database with a normalized eight-table relational schema (papers, journals, authors, organizations, and link tables, plus a suicide-specific extraction table), together with a PostgreSQL DDL for hosted deployment. Analyses were performed in Python 3.11 (pandas, NumPy, scikit-learn, Matplotlib). Compound annual growth rates were computed as CAGR = [(ending ÷ beginning)^(1/n)] − 1 where n is the number of intervals. Following Perron and colleagues, trend analyses were truncated at 2023 to avoid artifacts from incomplete indexing of very recent publications, and citation analyses were restricted to the same window so that all papers had comparable time to accumulate citations.</w:t>
+        <w:t xml:space="preserve">The corpus is distributed as Parquet and as a DuckDB database with a normalized eight-table relational schema (papers, journals, authors, organizations, and link tables, plus a suicide-specific extraction table), together with a PostgreSQL DDL for hosted deployment. Analyses were performed in Python 3.11 (pandas, NumPy, scikit-learn, Matplotlib). Compound annual growth rates were computed as CAGR = [(ending ÷ beginning)^(1/n)] − 1 where n is the number of intervals. Following Perron and colleagues, trend analyses were truncated at 2025 to avoid artifacts from incomplete indexing of very recent publications, and citation analyses were restricted to the same window so that all papers had comparable time to accumulate citations.</w:t>
       </w:r>
     </w:p>
     <w:p>
@@ -2676,24 +2676,24 @@
           <w:sz w:val="22"/>
           <w:szCs w:val="22"/>
         </w:rPr>
-        <w:t xml:space="preserve">SRED contains 96,641 unique article records with abstracts, published between 1989 and 2026 across 5,864 journals. Records carrying a 2026 publication date are ahead-of-print items deposited before the harvest and are excluded from all trend analyses. DOIs are present for 90.76% of records and citation counts for 99.99%.</w:t>
-      </w:r>
-    </w:p>
-    <w:p>
-      <w:pPr>
-        <w:spacing w:after="0" w:line="480" w:lineRule="auto"/>
-      </w:pPr>
-      <w:r>
-        <w:rPr>
-          <w:rFonts w:ascii="Arial" w:cs="Arial" w:eastAsia="Arial" w:hAnsi="Arial"/>
-          <w:b w:val="false"/>
-          <w:bCs w:val="false"/>
-          <w:i w:val="false"/>
-          <w:iCs w:val="false"/>
-          <w:sz w:val="22"/>
-          <w:szCs w:val="22"/>
-        </w:rPr>
-        <w:t xml:space="preserve">The hybrid design's two channels contributed unevenly, which is itself the first result: 4,919 records (5.09%) came from dedicated suicidology journals and 90,508 from all other venues.</w:t>
+        <w:t xml:space="preserve">SRED contains 103,528 unique article records with abstracts, published between 1989 and 2026 across 6,459 journals. Records carrying a 2026 publication date are ahead-of-print items deposited before the harvest and are excluded from all trend analyses. DOIs are present for 90.96% of records and citation counts for 99.59%.</w:t>
+      </w:r>
+    </w:p>
+    <w:p>
+      <w:pPr>
+        <w:spacing w:after="0" w:line="480" w:lineRule="auto"/>
+      </w:pPr>
+      <w:r>
+        <w:rPr>
+          <w:rFonts w:ascii="Arial" w:cs="Arial" w:eastAsia="Arial" w:hAnsi="Arial"/>
+          <w:b w:val="false"/>
+          <w:bCs w:val="false"/>
+          <w:i w:val="false"/>
+          <w:iCs w:val="false"/>
+          <w:sz w:val="22"/>
+          <w:szCs w:val="22"/>
+        </w:rPr>
+        <w:t xml:space="preserve">The hybrid design's two channels contributed unevenly, which is itself the first result: 4,919 records (4.75%) came from dedicated suicidology journals and 97,394 from all other venues.</w:t>
       </w:r>
     </w:p>
     <w:p>
@@ -2737,7 +2737,7 @@
           <w:sz w:val="22"/>
           <w:szCs w:val="22"/>
         </w:rPr>
-        <w:t xml:space="preserve">Source overlap quantifies the coverage-gap problem directly. 56.76% of records were returned by only one of the three providers, records that a single-database study would have missed entirely.</w:t>
+        <w:t xml:space="preserve">Source overlap quantifies the coverage-gap problem directly. 56.7% of records were returned by only one of the three providers, records that a single-database study would have missed entirely.</w:t>
       </w:r>
     </w:p>
     <w:p>
@@ -2772,7 +2772,7 @@
           <w:sz w:val="22"/>
           <w:szCs w:val="22"/>
         </w:rPr>
-        <w:t xml:space="preserve">Of 96,641 records, 95,377 were classified as scientific communication. Among these, 79,114 (82.95%) were empirical and 14,937 were non-empirical; 1,326 could not be classified with confidence and are reported as uncertain rather than assigned.</w:t>
+        <w:t xml:space="preserve">Of 103,528 records, 101,973 were classified as scientific communication. Among these, 83,769 (82.15%) were empirical and 16,682 were non-empirical; 1,522 could not be classified with confidence and are reported as uncertain rather than assigned.</w:t>
       </w:r>
     </w:p>
     <w:p>
@@ -2799,24 +2799,24 @@
           <w:sz w:val="22"/>
           <w:szCs w:val="22"/>
         </w:rPr>
-        <w:t xml:space="preserve"> shows the trajectory of empirical scholarship across the observation period. Empirical work accounted for 76.8% of scientific articles in the 1990s and 88.4% in the 2020s.</w:t>
-      </w:r>
-    </w:p>
-    <w:p>
-      <w:pPr>
-        <w:spacing w:after="0" w:line="480" w:lineRule="auto"/>
-      </w:pPr>
-      <w:r>
-        <w:rPr>
-          <w:rFonts w:ascii="Arial" w:cs="Arial" w:eastAsia="Arial" w:hAnsi="Arial"/>
-          <w:b w:val="false"/>
-          <w:bCs w:val="false"/>
-          <w:i w:val="false"/>
-          <w:iCs w:val="false"/>
-          <w:sz w:val="22"/>
-          <w:szCs w:val="22"/>
-        </w:rPr>
-        <w:t xml:space="preserve">Among empirical articles with an assigned methodology, quantitative approaches were most common (58,463 articles, 75.6%), followed by qualitative methods (12,373, 16%), evidence synthesis (5,534, 7.2%), and mixed-methods designs (952, 1.2%). </w:t>
+        <w:t xml:space="preserve"> shows the trajectory of empirical scholarship across the observation period. Empirical work accounted for 71.2% of scientific articles in the 1990s and 88.4% in the 2020s.</w:t>
+      </w:r>
+    </w:p>
+    <w:p>
+      <w:pPr>
+        <w:spacing w:after="0" w:line="480" w:lineRule="auto"/>
+      </w:pPr>
+      <w:r>
+        <w:rPr>
+          <w:rFonts w:ascii="Arial" w:cs="Arial" w:eastAsia="Arial" w:hAnsi="Arial"/>
+          <w:b w:val="false"/>
+          <w:bCs w:val="false"/>
+          <w:i w:val="false"/>
+          <w:iCs w:val="false"/>
+          <w:sz w:val="22"/>
+          <w:szCs w:val="22"/>
+        </w:rPr>
+        <w:t xml:space="preserve">Among empirical articles with an assigned methodology, quantitative approaches were most common (61,951 articles, 75.7%), followed by qualitative methods (12,841, 15.7%), evidence synthesis (5,984, 7.3%), and mixed-methods designs (1,064, 1.3%). </w:t>
       </w:r>
       <w:r>
         <w:rPr>
@@ -2887,7 +2887,7 @@
           <w:sz w:val="22"/>
           <w:szCs w:val="22"/>
         </w:rPr>
-        <w:t xml:space="preserve"> Against withheld human MEDLINE indexing, agreement was κ = 0.35 for scientific communication (n = 19,328), κ = 0.79 for empirical status (n = 5,332), and κ = 0.95 for methodology (n = 3,445). Human-assigned labels were used directly wherever available; the model supplied labels only for records lacking them, and 80.01% of records received a methodology assignment overall.</w:t>
+        <w:t xml:space="preserve"> Against withheld human MEDLINE indexing, agreement was κ = 0.36 for scientific communication (n = 20,706), κ = 0.78 for empirical status (n = 5,328), and κ = 0.95 for methodology (n = 3,411). Human-assigned labels were used directly wherever available; the model supplied labels only for records lacking them, and 79.05% of records received a methodology assignment overall.</w:t>
       </w:r>
     </w:p>
     <w:p>
@@ -2921,7 +2921,7 @@
           <w:sz w:val="22"/>
           <w:szCs w:val="22"/>
         </w:rPr>
-        <w:t xml:space="preserve">Under leave-one-decade-out training, agreement on empirical status held between 0.71 and 0.81 across the four decades, indicating that the classifier does not depend on the era it was trained on, which is the property a database designed to extend forward actually needs.</w:t>
+        <w:t xml:space="preserve">Under leave-one-decade-out training, agreement on empirical status held between 0.72 and 0.81 across the four decades, indicating that the classifier does not depend on the era it was trained on, which is the property a database designed to extend forward actually needs.</w:t>
       </w:r>
     </w:p>
     <w:p>
@@ -2956,7 +2956,7 @@
           <w:sz w:val="22"/>
           <w:szCs w:val="22"/>
         </w:rPr>
-        <w:t xml:space="preserve">Mean authors per article across the corpus was 5.38 (median 4), with 91.24% of articles multi-authored. </w:t>
+        <w:t xml:space="preserve">Mean authors per article across the corpus was 5.36 (median 4), with 90.3% of articles multi-authored. </w:t>
       </w:r>
       <w:r>
         <w:rPr>
@@ -3000,7 +3000,7 @@
           <w:sz w:val="22"/>
           <w:szCs w:val="22"/>
         </w:rPr>
-        <w:t xml:space="preserve"> show the temporal pattern: mean authorship rose from 3.23 in the 1990s to 6.44 in the 2020s, while single-authored work declined from 22.2% to 4.1%.</w:t>
+        <w:t xml:space="preserve"> show the temporal pattern: mean authorship rose from 2.98 in the 1990s to 6.47 in the 2020s, while single-authored work declined from 28.7% to 4%.</w:t>
       </w:r>
     </w:p>
     <w:p>
@@ -3035,7 +3035,7 @@
           <w:sz w:val="22"/>
           <w:szCs w:val="22"/>
         </w:rPr>
-        <w:t xml:space="preserve">Annual output rose from 730 records in 1989 to 6,167 in 2023, a compound annual growth rate of 6.48% (</w:t>
+        <w:t xml:space="preserve">Annual output rose from 847 records in 1989 to 7,587 in 2025, a compound annual growth rate of 6.28% (</w:t>
       </w:r>
       <w:r>
         <w:rPr>
@@ -3057,24 +3057,24 @@
           <w:sz w:val="22"/>
           <w:szCs w:val="22"/>
         </w:rPr>
-        <w:t xml:space="preserve">). The number of journals publishing suicide research annually grew from 326 to 1,518, a CAGR of 4.63%. Article growth exceeded journal growth by only 1.85 percentage points, meaning the field expanded chiefly by recruiting new venues rather than by intensifying output within existing ones. This is the opposite of the pattern Perron and colleagues report for social work, where the differential was 2.47 points in favour of intensification within a stable set of journals.</w:t>
-      </w:r>
-    </w:p>
-    <w:p>
-      <w:pPr>
-        <w:spacing w:after="0" w:line="480" w:lineRule="auto"/>
-      </w:pPr>
-      <w:r>
-        <w:rPr>
-          <w:rFonts w:ascii="Arial" w:cs="Arial" w:eastAsia="Arial" w:hAnsi="Arial"/>
-          <w:b w:val="false"/>
-          <w:bCs w:val="false"/>
-          <w:i w:val="false"/>
-          <w:iCs w:val="false"/>
-          <w:sz w:val="22"/>
-          <w:szCs w:val="22"/>
-        </w:rPr>
-        <w:t xml:space="preserve">Across decades, the 1990s contributed 9,575 records (9.9%), the 2000s 16,486 (17.1%), the 2010s 31,895 (33%), and the 2020s through 2025 37,955 (39.3%).</w:t>
+        <w:t xml:space="preserve">). The number of journals publishing suicide research annually grew from 388 to 1,553, a CAGR of 3.93%. Article growth exceeded journal growth by only 2.35 percentage points, meaning the field expanded chiefly by recruiting new venues rather than by intensifying output within existing ones. This is the opposite of the pattern Perron and colleagues report for social work, where the differential was 2.47 points in favour of intensification within a stable set of journals.</w:t>
+      </w:r>
+    </w:p>
+    <w:p>
+      <w:pPr>
+        <w:spacing w:after="0" w:line="480" w:lineRule="auto"/>
+      </w:pPr>
+      <w:r>
+        <w:rPr>
+          <w:rFonts w:ascii="Arial" w:cs="Arial" w:eastAsia="Arial" w:hAnsi="Arial"/>
+          <w:b w:val="false"/>
+          <w:bCs w:val="false"/>
+          <w:i w:val="false"/>
+          <w:iCs w:val="false"/>
+          <w:sz w:val="22"/>
+          <w:szCs w:val="22"/>
+        </w:rPr>
+        <w:t xml:space="preserve">Across decades, the 1990s contributed 11,568 records (11.2%), the 2000s 16,763 (16.2%), the 2010s 31,894 (30.8%), and the 2020s through 2025 42,456 (41%).</w:t>
       </w:r>
     </w:p>
     <w:p>
@@ -3109,7 +3109,7 @@
           <w:sz w:val="22"/>
           <w:szCs w:val="22"/>
         </w:rPr>
-        <w:t xml:space="preserve">Within the citation window, 82,436 records carried citation counts totaling 2,659,838 citations, with a mean of 32.27 and median of 13. 92.66% received at least one citation; 7.34% remained uncited. The distribution was heavily right-skewed (90th percentile 70, 99th percentile 300, maximum 14,484).</w:t>
+        <w:t xml:space="preserve">Within the citation window, 78,644 records carried citation counts totaling 2,740,566 citations, with a mean of 34.85 and median of 14. 92.74% received at least one citation; 7.26% remained uncited. The distribution was heavily right-skewed (90th percentile 76, 99th percentile 331, maximum 14,484).</w:t>
       </w:r>
     </w:p>
     <w:p>
@@ -3197,7 +3197,7 @@
           <w:sz w:val="22"/>
           <w:szCs w:val="22"/>
         </w:rPr>
-        <w:t xml:space="preserve">). Evidence synthesis achieved the highest mean citations (64.62, n = 4,172), with 95.3% cited at least once, against 33.88 for quantitative work and 14.38 for qualitative work.</w:t>
+        <w:t xml:space="preserve">). Evidence synthesis achieved the highest mean citations (73.61, n = 3,623), with 95.64% cited at least once, against 37.21 for quantitative work and 15.74 for qualitative work.</w:t>
       </w:r>
     </w:p>
     <w:p>
@@ -3242,7 +3242,7 @@
           <w:sz w:val="22"/>
           <w:szCs w:val="22"/>
         </w:rPr>
-        <w:t xml:space="preserve"> presents the result with no counterpart in the social work analysis, because social work is defined by its journals and suicide research is not. Across the full period, 5.09% of suicide research appeared in dedicated suicidology journals. In 1989 the specialty share was 2.88%; by 2023 it was 3.29%.</w:t>
+        <w:t xml:space="preserve"> presents the result with no counterpart in the social work analysis, because social work is defined by its journals and suicide research is not. Across the full period, 4.75% of suicide research appeared in dedicated suicidology journals. In 1989 the specialty share was 2.48%; by 2025 it was 2.79%.</w:t>
       </w:r>
     </w:p>
     <w:p>
@@ -3343,24 +3343,24 @@
           <w:sz w:val="22"/>
           <w:szCs w:val="22"/>
         </w:rPr>
-        <w:t xml:space="preserve">23.87% of articles (23,069 records) addressed at least one social determinant of health as an exposure, moderator, or intervention target. The most frequently addressed domains were social and community context (8.9%), access to lethal means including firearms (4.6%), economic stability (4.6%), discrimination and racism (2.1%), and the digital and social media environment (1.8%).</w:t>
-      </w:r>
-    </w:p>
-    <w:p>
-      <w:pPr>
-        <w:spacing w:after="0" w:line="480" w:lineRule="auto"/>
-      </w:pPr>
-      <w:r>
-        <w:rPr>
-          <w:rFonts w:ascii="Arial" w:cs="Arial" w:eastAsia="Arial" w:hAnsi="Arial"/>
-          <w:b w:val="false"/>
-          <w:bCs w:val="false"/>
-          <w:i w:val="false"/>
-          <w:iCs w:val="false"/>
-          <w:sz w:val="22"/>
-          <w:szCs w:val="22"/>
-        </w:rPr>
-        <w:t xml:space="preserve">Study populations were dominated by general-population samples (42.7%), young people (25.8%), and clinical psychiatric samples (17.7%). Method of suicide was addressed in 11.5% of records, most often poisoning or overdose (5.9%), firearms (2.7%), hanging (2.1%), and pesticides (1.3%).</w:t>
+        <w:t xml:space="preserve">24.07% of articles (24,918 records) addressed at least one social determinant of health as an exposure, moderator, or intervention target. The most frequently addressed domains were social and community context (9%), access to lethal means including firearms (4.7%), economic stability (4.5%), discrimination and racism (2.2%), and the digital and social media environment (1.9%).</w:t>
+      </w:r>
+    </w:p>
+    <w:p>
+      <w:pPr>
+        <w:spacing w:after="0" w:line="480" w:lineRule="auto"/>
+      </w:pPr>
+      <w:r>
+        <w:rPr>
+          <w:rFonts w:ascii="Arial" w:cs="Arial" w:eastAsia="Arial" w:hAnsi="Arial"/>
+          <w:b w:val="false"/>
+          <w:bCs w:val="false"/>
+          <w:i w:val="false"/>
+          <w:iCs w:val="false"/>
+          <w:sz w:val="22"/>
+          <w:szCs w:val="22"/>
+        </w:rPr>
+        <w:t xml:space="preserve">Study populations were dominated by general-population samples (42.6%), young people (26.1%), and clinical psychiatric samples (17.4%). Method of suicide was addressed in 11.3% of records, most often poisoning or overdose (5.8%), firearms (2.7%), hanging (2.1%), and pesticides (1.2%).</w:t>
       </w:r>
     </w:p>
     <w:p>
@@ -3463,24 +3463,24 @@
           <w:sz w:val="22"/>
           <w:szCs w:val="22"/>
         </w:rPr>
-        <w:t xml:space="preserve">Suicide research output grew at 6.48% annually. Comparison against de Solla Price's foundational benchmark of 4.7% for the scientific literature overall, and against the 4.91% Perron and colleagues report for social work, situates the field within the general dynamics of scientific expansion rather than marking it as exceptional. More informative than the headline rate is the mechanism. Journals publishing suicide research grew at 4.63% annually against 6.48% for articles, a differential of only 1.85 points. Social work's corresponding figures were 4.91% and 2.44%, a differential of 2.47 points in the opposite direction. Social work grew by publishing more in the journals it already had; suicide research grew by spreading into journals that had not previously published it, from 326 venues in 1989 to 1,518 in 2023. Consolidation and dispersion are different kinds of growth, and they leave a field in very different shape.</w:t>
-      </w:r>
-    </w:p>
-    <w:p>
-      <w:pPr>
-        <w:spacing w:after="0" w:line="480" w:lineRule="auto"/>
-      </w:pPr>
-      <w:r>
-        <w:rPr>
-          <w:rFonts w:ascii="Arial" w:cs="Arial" w:eastAsia="Arial" w:hAnsi="Arial"/>
-          <w:b w:val="false"/>
-          <w:bCs w:val="false"/>
-          <w:i w:val="false"/>
-          <w:iCs w:val="false"/>
-          <w:sz w:val="22"/>
-          <w:szCs w:val="22"/>
-        </w:rPr>
-        <w:t xml:space="preserve">Interpretation of the most recent years requires caution. Incomplete indexing of very recent publications creates apparent plateaus that subsequent data collection revises upward, which is why trend analyses truncate at 2023.</w:t>
+        <w:t xml:space="preserve">Suicide research output grew at 6.28% annually. Comparison against de Solla Price's foundational benchmark of 4.7% for the scientific literature overall, and against the 4.91% Perron and colleagues report for social work, situates the field within the general dynamics of scientific expansion rather than marking it as exceptional. More informative than the headline rate is the mechanism. Journals publishing suicide research grew at 3.93% annually against 6.28% for articles, a differential of only 2.35 points. Social work's corresponding figures were 4.91% and 2.44%, a differential of 2.47 points in the opposite direction. Social work grew by publishing more in the journals it already had; suicide research grew by spreading into journals that had not previously published it, from 388 venues in 1989 to 1,553 in 2025. Consolidation and dispersion are different kinds of growth, and they leave a field in very different shape.</w:t>
+      </w:r>
+    </w:p>
+    <w:p>
+      <w:pPr>
+        <w:spacing w:after="0" w:line="480" w:lineRule="auto"/>
+      </w:pPr>
+      <w:r>
+        <w:rPr>
+          <w:rFonts w:ascii="Arial" w:cs="Arial" w:eastAsia="Arial" w:hAnsi="Arial"/>
+          <w:b w:val="false"/>
+          <w:bCs w:val="false"/>
+          <w:i w:val="false"/>
+          <w:iCs w:val="false"/>
+          <w:sz w:val="22"/>
+          <w:szCs w:val="22"/>
+        </w:rPr>
+        <w:t xml:space="preserve">Interpretation of the most recent years requires caution. Incomplete indexing of very recent publications creates apparent plateaus that subsequent data collection revises upward, which is why trend analyses truncate at 2025.</w:t>
       </w:r>
     </w:p>
     <w:p>
@@ -3515,7 +3515,7 @@
           <w:sz w:val="22"/>
           <w:szCs w:val="22"/>
         </w:rPr>
-        <w:t xml:space="preserve">Empirical research accounted for 82.95% of scientific articles. The trajectory across decades (76.8% to 88.4%) parallels the shift Perron and colleagues document in social work and the broader movement across the applied social sciences in which empirical methods have displaced conceptual and philosophical inquiry as the dominant mode of contribution.</w:t>
+        <w:t xml:space="preserve">Empirical research accounted for 82.15% of scientific articles. The trajectory across decades (71.2% to 88.4%) parallels the shift Perron and colleagues document in social work and the broader movement across the applied social sciences in which empirical methods have displaced conceptual and philosophical inquiry as the dominant mode of contribution.</w:t>
       </w:r>
     </w:p>
     <w:p>
@@ -3549,7 +3549,7 @@
           <w:sz w:val="22"/>
           <w:szCs w:val="22"/>
         </w:rPr>
-        <w:t xml:space="preserve">The methodological distribution, quantitative 75.6%, with qualitative at 16%, differs markedly from social work, where qualitative methods reached plurality by the 2020s. This is unsurprising given suicide research's epidemiological and clinical center of gravity, and it is not a deficiency in itself. But it is a constraint on the questions the field can answer. Understanding why interventions work, how people experience suicidal crises, and what makes help-seeking possible requires interpretive methods, and a literature dominated by outcome measurement will systematically under-produce that understanding.</w:t>
+        <w:t xml:space="preserve">The methodological distribution, quantitative 75.7%, with qualitative at 15.7%, differs markedly from social work, where qualitative methods reached plurality by the 2020s. This is unsurprising given suicide research's epidemiological and clinical center of gravity, and it is not a deficiency in itself. But it is a constraint on the questions the field can answer. Understanding why interventions work, how people experience suicidal crises, and what makes help-seeking possible requires interpretive methods, and a literature dominated by outcome measurement will systematically under-produce that understanding.</w:t>
       </w:r>
     </w:p>
     <w:p>
@@ -3584,7 +3584,7 @@
           <w:sz w:val="22"/>
           <w:szCs w:val="22"/>
         </w:rPr>
-        <w:t xml:space="preserve">Mean authorship rose from 3.23 to 6.44 and single-authored work fell from 22.2% to 4.1%, paralleling collaboration trends across the sciences. The drivers are familiar: methodological complexity requiring diverse expertise, large-scale data collection and registry linkage requiring coordination beyond individual capacity, and funder preference for team science and community-academic partnership.</w:t>
+        <w:t xml:space="preserve">Mean authorship rose from 2.98 to 6.47 and single-authored work fell from 28.7% to 4%, paralleling collaboration trends across the sciences. The drivers are familiar: methodological complexity requiring diverse expertise, large-scale data collection and registry linkage requiring coordination beyond individual capacity, and funder preference for team science and community-academic partnership.</w:t>
       </w:r>
     </w:p>
     <w:p>
@@ -3636,24 +3636,24 @@
           <w:sz w:val="22"/>
           <w:szCs w:val="22"/>
         </w:rPr>
-        <w:t xml:space="preserve">The most consequential result is that 5.09% of suicide research appears in dedicated suicidology journals. Nineteen articles in twenty appear somewhere else. Suicide research is not a discipline that publishes in its own venues; it is a topic pursued from within host disciplines and published overwhelmingly in theirs. The share has not moved: it was 2.88% in 1989 and 3.29% in 2023. Whatever else has changed about the field in 35 years, its relationship to its own journals has not.</w:t>
-      </w:r>
-    </w:p>
-    <w:p>
-      <w:pPr>
-        <w:spacing w:after="0" w:line="480" w:lineRule="auto"/>
-      </w:pPr>
-      <w:r>
-        <w:rPr>
-          <w:rFonts w:ascii="Arial" w:cs="Arial" w:eastAsia="Arial" w:hAnsi="Arial"/>
-          <w:b w:val="false"/>
-          <w:bCs w:val="false"/>
-          <w:i w:val="false"/>
-          <w:iCs w:val="false"/>
-          <w:sz w:val="22"/>
-          <w:szCs w:val="22"/>
-        </w:rPr>
-        <w:t xml:space="preserve">This has practical consequences. A clinician or researcher who reads the specialty journals sees a minority of the field. Methodological conventions (how ideation is measured, how attempts are ascertained, how risk is modeled) develop semi-independently within host disciplines and drift apart, which is one plausible source of the measurement heterogeneity that frustrates meta-analysis. Systematic reviews searching a single database systematically miss material, and the 56.76% single-source rate we observe puts a number on that risk. And a dispersed field has weaker mechanisms for collective self-correction: there is no venue where the whole literature is visible to itself.</w:t>
+        <w:t xml:space="preserve">The most consequential result is that 4.75% of suicide research appears in dedicated suicidology journals. Nineteen articles in twenty appear somewhere else. Suicide research is not a discipline that publishes in its own venues; it is a topic pursued from within host disciplines and published overwhelmingly in theirs. The share has not moved: it was 2.48% in 1989 and 2.79% in 2025. Whatever else has changed about the field in 35 years, its relationship to its own journals has not.</w:t>
+      </w:r>
+    </w:p>
+    <w:p>
+      <w:pPr>
+        <w:spacing w:after="0" w:line="480" w:lineRule="auto"/>
+      </w:pPr>
+      <w:r>
+        <w:rPr>
+          <w:rFonts w:ascii="Arial" w:cs="Arial" w:eastAsia="Arial" w:hAnsi="Arial"/>
+          <w:b w:val="false"/>
+          <w:bCs w:val="false"/>
+          <w:i w:val="false"/>
+          <w:iCs w:val="false"/>
+          <w:sz w:val="22"/>
+          <w:szCs w:val="22"/>
+        </w:rPr>
+        <w:t xml:space="preserve">This has practical consequences. A clinician or researcher who reads the specialty journals sees a minority of the field. Methodological conventions (how ideation is measured, how attempts are ascertained, how risk is modeled) develop semi-independently within host disciplines and drift apart, which is one plausible source of the measurement heterogeneity that frustrates meta-analysis. Systematic reviews searching a single database systematically miss material, and the 56.7% single-source rate we observe puts a number on that risk. And a dispersed field has weaker mechanisms for collective self-correction: there is no venue where the whole literature is visible to itself.</w:t>
       </w:r>
     </w:p>
     <w:p>
@@ -3705,7 +3705,7 @@
           <w:sz w:val="22"/>
           <w:szCs w:val="22"/>
         </w:rPr>
-        <w:t xml:space="preserve">That 23.87% of articles (23,069 of 96,641) engage a social determinant of health is a figure the field should sit with. Roughly three articles in four do not. Suicide risk is patterned by economic conditions, housing, incarceration, discrimination, and access to lethal means, determinants that operate upstream of the clinical encounter and that account for a substantial share of population-level variation. A research literature weighted toward individual-level clinical prediction, in a field where individual-level prediction has repeatedly been shown to perform near chance, is a literature allocating effort away from where population impact is most plausible.</w:t>
+        <w:t xml:space="preserve">That 24.07% of articles (24,918 of 103,528) engage a social determinant of health is a figure the field should sit with. Roughly three articles in four do not. Suicide risk is patterned by economic conditions, housing, incarceration, discrimination, and access to lethal means, determinants that operate upstream of the clinical encounter and that account for a substantial share of population-level variation. A research literature weighted toward individual-level clinical prediction, in a field where individual-level prediction has repeatedly been shown to perform near chance, is a literature allocating effort away from where population impact is most plausible.</w:t>
       </w:r>
     </w:p>
     <w:p>
@@ -3744,7 +3744,7 @@
           <w:sz w:val="22"/>
           <w:szCs w:val="22"/>
         </w:rPr>
-        <w:t xml:space="preserve">) points the same way, and more sharply. Only 8.9% of the corpus sits anywhere on the prevention continuum; the rest is descriptive, aetiological, or measurement work. Within the portion that does, treatment-level research (6.2% of all records) outweighs universal prevention (0.4%) by roughly sixteen to one. Most people who die by suicide are not in current psychiatric treatment, so a literature weighted this heavily toward the treatment end is allocating effort away from most of the deaths. The same asymmetry appears in the means data: pesticide ingestion is among the leading global methods and accounts for 1.3% of the corpus, against 2.7% for firearms, a ratio that reflects where suicide research is funded rather than where suicide happens.</w:t>
+        <w:t xml:space="preserve">) points the same way, and more sharply. Only 8.9% of the corpus sits anywhere on the prevention continuum; the rest is descriptive, aetiological, or measurement work. Within the portion that does, treatment-level research (6.2% of all records) outweighs universal prevention (0.4%) by roughly sixteen to one. Most people who die by suicide are not in current psychiatric treatment, so a literature weighted this heavily toward the treatment end is allocating effort away from most of the deaths. The same asymmetry appears in the means data: pesticide ingestion is among the leading global methods and accounts for 1.2% of the corpus, against 2.7% for firearms, a ratio that reflects where suicide research is funded rather than where suicide happens.</w:t>
       </w:r>
     </w:p>
     <w:p>
@@ -4290,7 +4290,7 @@
           <w:sz w:val="22"/>
           <w:szCs w:val="22"/>
         </w:rPr>
-        <w:t xml:space="preserve"> The complete pipeline, configuration, derived data tables, figures, and this manuscript's build system are openly available at https://github.com/yunyu118/suicide-research-evidence-database (code under MIT, data under CC BY 4.0). The repository includes an abstract-free release of all 96,641 records as Parquet; the full relational database is distributed as a DuckDB release asset, and abstracts are omitted from redistribution for copyright reasons but can be re-fetched for every record from the DOIs and PMIDs retained in the release. The build is reproducible end to end with six commands and no institutional subscription; see </w:t>
+        <w:t xml:space="preserve"> The complete pipeline, configuration, derived data tables, figures, and this manuscript's build system are openly available at https://github.com/yunyu118/suicide-research-evidence-database (code under MIT, data under CC BY 4.0). The repository includes an abstract-free release of all 103,528 records as Parquet; the full relational database is distributed as a DuckDB release asset, and abstracts are omitted from redistribution for copyright reasons but can be re-fetched for every record from the DOIs and PMIDs retained in the release. The build is reproducible end to end with six commands and no institutional subscription; see </w:t>
       </w:r>
       <w:r>
         <w:rPr>
@@ -5081,7 +5081,7 @@
           <w:sz w:val="20"/>
           <w:szCs w:val="20"/>
         </w:rPr>
-        <w:t xml:space="preserve">Figure 1. Growth in suicide research output and publishing venues, 1989-2023.</w:t>
+        <w:t xml:space="preserve">Figure 1. Growth in suicide research output and publishing venues, 1989-2025.</w:t>
       </w:r>
     </w:p>
     <w:p>
@@ -5149,7 +5149,7 @@
           <w:sz w:val="20"/>
           <w:szCs w:val="20"/>
         </w:rPr>
-        <w:t xml:space="preserve">Figure 2. Evolution of empirical and non-empirical suicide scholarship, 1989-2023.</w:t>
+        <w:t xml:space="preserve">Figure 2. Evolution of empirical and non-empirical suicide scholarship, 1989-2025.</w:t>
       </w:r>
     </w:p>
     <w:p>
@@ -5217,7 +5217,7 @@
           <w:sz w:val="20"/>
           <w:szCs w:val="20"/>
         </w:rPr>
-        <w:t xml:space="preserve">Figure 3. Distribution of research methodologies in empirical suicide research, 1989-2023.</w:t>
+        <w:t xml:space="preserve">Figure 3. Distribution of research methodologies in empirical suicide research, 1989-2025.</w:t>
       </w:r>
     </w:p>
     <w:p>
@@ -5285,7 +5285,7 @@
           <w:sz w:val="20"/>
           <w:szCs w:val="20"/>
         </w:rPr>
-        <w:t xml:space="preserve">Figure 4. Trends in collaborative authorship in suicide research, 1989-2023.</w:t>
+        <w:t xml:space="preserve">Figure 4. Trends in collaborative authorship in suicide research, 1989-2025.</w:t>
       </w:r>
     </w:p>
     <w:p>
@@ -5421,7 +5421,7 @@
           <w:sz w:val="20"/>
           <w:szCs w:val="20"/>
         </w:rPr>
-        <w:t xml:space="preserve">Figure 6. Dispersion of suicide research beyond its specialty journals, 1989-2023.</w:t>
+        <w:t xml:space="preserve">Figure 6. Dispersion of suicide research beyond its specialty journals, 1989-2025.</w:t>
       </w:r>
     </w:p>
     <w:p>

--- a/manuscript/SRED_manuscript.docx
+++ b/manuscript/SRED_manuscript.docx
@@ -17,7 +17,7 @@
           <w:sz w:val="28"/>
           <w:szCs w:val="28"/>
         </w:rPr>
-        <w:t xml:space="preserve">The Suicide Research Evidence Database: An AI-Enabled Analysis of Knowledge Production in Suicide Research and Prevention, 1989–2025</w:t>
+        <w:t xml:space="preserve">The Suicide Research Evidence Database: An AI-Enabled Analysis of Knowledge Production in Suicide Research and Prevention, 1989–2026</w:t>
       </w:r>
     </w:p>
     <w:p>
@@ -352,7 +352,7 @@
           <w:sz w:val="22"/>
           <w:szCs w:val="22"/>
         </w:rPr>
-        <w:t xml:space="preserve"> We integrated PubMed/MEDLINE, Europe PMC, and OpenAlex into a deduplicated corpus of suicide-focused scholarship published between 1989 and 2025, combining complete venue-based capture of dedicated suicidology journals with a title-based topical sweep across all other venues. A three-stage classifier trained by distant supervision on human National Library of Medicine indexing, and validated against withheld human labels, categorized each abstract by communication type, empirical status, and research methodology. We additionally extracted suicide-specific fields absent from every existing bibliographic database: position on the prevention continuum, suicide-related outcome construct, study population, study design, lethal means focus, and social determinants of health.</w:t>
+        <w:t xml:space="preserve"> We integrated PubMed/MEDLINE, Europe PMC, and OpenAlex into a deduplicated corpus of suicide-focused scholarship published between 1989 and 2026, combining complete venue-based capture of dedicated suicidology journals with a title-based topical sweep across all other venues. A three-stage classifier trained by distant supervision on human National Library of Medicine indexing, and validated against withheld human labels, categorized each abstract by communication type, empirical status, and research methodology. We additionally extracted suicide-specific fields absent from every existing bibliographic database: position on the prevention continuum, suicide-related outcome construct, study population, study design, lethal means focus, and social determinants of health.</w:t>
       </w:r>
     </w:p>
     <w:p>
@@ -1141,7 +1141,7 @@
           <w:sz w:val="22"/>
           <w:szCs w:val="22"/>
         </w:rPr>
-        <w:t xml:space="preserve"> Every article published between 1989 and 2025 in a dedicated suicidology journal, identified by ISSN: </w:t>
+        <w:t xml:space="preserve"> Every article published between 1989 and 2026 in a dedicated suicidology journal, identified by ISSN: </w:t>
       </w:r>
       <w:r>
         <w:rPr>
@@ -2550,7 +2550,7 @@
           <w:sz w:val="22"/>
           <w:szCs w:val="22"/>
         </w:rPr>
-        <w:t xml:space="preserve">The corpus is distributed as Parquet and as a DuckDB database with a normalized eight-table relational schema (papers, journals, authors, organizations, and link tables, plus a suicide-specific extraction table), together with a PostgreSQL DDL for hosted deployment. Analyses were performed in Python 3.11 (pandas, NumPy, scikit-learn, Matplotlib). Compound annual growth rates were computed as CAGR = [(ending ÷ beginning)^(1/n)] − 1 where n is the number of intervals. Following Perron and colleagues, trend analyses were truncated at 2025 to avoid artifacts from incomplete indexing of very recent publications, and citation analyses were restricted to the same window so that all papers had comparable time to accumulate citations.</w:t>
+        <w:t xml:space="preserve">The corpus is distributed as Parquet and as a DuckDB database with a normalized eight-table relational schema (papers, journals, authors, organizations, and link tables, plus a suicide-specific extraction table), together with a PostgreSQL DDL for hosted deployment. Analyses were performed in Python 3.11 (pandas, NumPy, scikit-learn, Matplotlib). Compound annual growth rates were computed as CAGR = [(ending ÷ beginning)^(1/n)] − 1 where n is the number of intervals. Following Perron and colleagues, trend analyses were truncated at 2025, the most recent year whose month-of-publication distribution is complete, to avoid artifacts from incomplete indexing of very recent publications. Citation analyses use a separate and earlier boundary of 2022, because publication counts are complete as soon as a year is indexed whereas citation counts are not: requiring 3 full years of accrual prevents recent papers from being scored as uncited merely for being recent.</w:t>
       </w:r>
     </w:p>
     <w:p>
@@ -2676,7 +2676,7 @@
           <w:sz w:val="22"/>
           <w:szCs w:val="22"/>
         </w:rPr>
-        <w:t xml:space="preserve">SRED contains 103,528 unique article records with abstracts, published between 1989 and 2026 across 6,459 journals. Records carrying a 2026 publication date are ahead-of-print items deposited before the harvest and are excluded from all trend analyses. DOIs are present for 90.96% of records and citation counts for 99.59%.</w:t>
+        <w:t xml:space="preserve">SRED contains 103,528 unique article records with abstracts, published between 1989 and 2026 across 6,459 journals. The most recent publication year, 2026, is represented by 4,670 records covering only part of that year at the time of harvest; these are retained in the corpus but excluded from every trend line and rate denominator, so all trend analyses run to 2025. DOIs are present for 90.96% of records and citation counts for 99.59%.</w:t>
       </w:r>
     </w:p>
     <w:p>
